--- a/klagomål/S 8435-2021 FSC-klagomål.docx
+++ b/klagomål/S 8435-2021 FSC-klagomål.docx
@@ -1156,7 +1156,7 @@
     <w:r>
       <w:tab/>
       <w:tab/>
-      <w:t>2026-09-14</w:t>
+      <w:t>2026-09-15</w:t>
       <w:br/>
       <w:br/>
     </w:r>

--- a/klagomål/S 8435-2021 FSC-klagomål.docx
+++ b/klagomål/S 8435-2021 FSC-klagomål.docx
@@ -1156,7 +1156,7 @@
     <w:r>
       <w:tab/>
       <w:tab/>
-      <w:t>2026-09-15</w:t>
+      <w:t>2026-09-16</w:t>
       <w:br/>
       <w:br/>
     </w:r>

--- a/klagomål/S 8435-2021 FSC-klagomål.docx
+++ b/klagomål/S 8435-2021 FSC-klagomål.docx
@@ -1156,7 +1156,7 @@
     <w:r>
       <w:tab/>
       <w:tab/>
-      <w:t>2026-09-16</w:t>
+      <w:t>2026-09-17</w:t>
       <w:br/>
       <w:br/>
     </w:r>

--- a/klagomål/S 8435-2021 FSC-klagomål.docx
+++ b/klagomål/S 8435-2021 FSC-klagomål.docx
@@ -1156,7 +1156,7 @@
     <w:r>
       <w:tab/>
       <w:tab/>
-      <w:t>2026-09-17</w:t>
+      <w:t>2026-09-18</w:t>
       <w:br/>
       <w:br/>
     </w:r>

--- a/klagomål/S 8435-2021 FSC-klagomål.docx
+++ b/klagomål/S 8435-2021 FSC-klagomål.docx
@@ -1156,7 +1156,7 @@
     <w:r>
       <w:tab/>
       <w:tab/>
-      <w:t>2026-09-18</w:t>
+      <w:t>2026-09-19</w:t>
       <w:br/>
       <w:br/>
     </w:r>

--- a/klagomål/S 8435-2021 FSC-klagomål.docx
+++ b/klagomål/S 8435-2021 FSC-klagomål.docx
@@ -1156,7 +1156,7 @@
     <w:r>
       <w:tab/>
       <w:tab/>
-      <w:t>2026-09-19</w:t>
+      <w:t>2026-09-21</w:t>
       <w:br/>
       <w:br/>
     </w:r>

--- a/klagomål/S 8435-2021 FSC-klagomål.docx
+++ b/klagomål/S 8435-2021 FSC-klagomål.docx
@@ -178,7 +178,7 @@
       <w:r>
         <w:drawing>
           <wp:inline xmlns:a="http://schemas.openxmlformats.org/drawingml/2006/main" xmlns:pic="http://schemas.openxmlformats.org/drawingml/2006/picture">
-            <wp:extent cx="5486400" cy="4636102"/>
+            <wp:extent cx="5486400" cy="4903824"/>
             <wp:docPr id="1" name="Picture 1"/>
             <wp:cNvGraphicFramePr>
               <a:graphicFrameLocks noChangeAspect="1"/>
@@ -199,7 +199,7 @@
                   <pic:spPr>
                     <a:xfrm>
                       <a:off x="0" y="0"/>
-                      <a:ext cx="5486400" cy="4636102"/>
+                      <a:ext cx="5486400" cy="4903824"/>
                     </a:xfrm>
                     <a:prstGeom prst="rect"/>
                   </pic:spPr>
@@ -216,12 +216,12 @@
         <w:spacing w:after="240"/>
       </w:pPr>
       <w:r>
-        <w:t>Figur 1. Fyndplatser för naturvårdsarter i samrådsanmälan. Markörer utan svart kant är placerade på fyndplatsen. Markörer med svart kant är placerade vid sidan av fyndplatsen och har ett svart streck som visar fyndplatsens exakta position. Kartans mittpunktskoordinat är N 7126497, E 702138 i SWEREF 99 TM.</w:t>
+        <w:t>Figur 1. Fyndplatser för naturvårdsarter i och inom 10 meter från samrådsanmälan. Markörer utan svart kant är placerade på fyndplatsen. Markörer med svart kant är placerade vid sidan av fyndplatsen och har ett svart streck som visar fyndplatsens exakta position. Kartans mittpunktskoordinat är N 7126497, E 702138 i SWEREF 99 TM.</w:t>
       </w:r>
     </w:p>
     <w:p>
       <w:r>
-        <w:t>I samrådsanmälan finns fynd av 2 naturvårdsarter, varav 2 är rödlistade, 1 är fridlyst och 2 är typiska (T): knärot (VU, T, §8) och lunglav (NT, T). Se Figur 1.</w:t>
+        <w:t>I och inom 10 meter från samrådsanmälan finns fynd av 14 naturvårdsarter, varav 9 är rödlistade, 4 är fridlysta, 11 är typiska (T) och 3 är signalarter (S): garnlav (VU, T), knärot (VU, T, §8), kolflarnlav (NT, T), lunglav (NT, T), reliktbock (NT, T), tretåig hackspett (NT, T, §4), vedtrappmossa (NT, T), violettgrå tagellav (NT, T), äggvaxskivling (NT), nästlav (S, T), vedticka (S, T), vågbandad barkbock (S), järpe (T, §4) och revlummer (§9). Se Figur 1.</w:t>
       </w:r>
     </w:p>
     <w:p>
@@ -252,10 +252,10 @@
         <w:rPr>
           <w:b/>
         </w:rPr>
-        <w:t>Knärot (VU, §8)</w:t>
-      </w:r>
-      <w:r>
-        <w:t xml:space="preserve"> är typisk art för </w:t>
+        <w:t>Garnlav (VU)</w:t>
+      </w:r>
+      <w:r>
+        <w:t xml:space="preserve"> är en utpräglad barrskogsart som ibland kan drapera träden i norrländska grannaturskogar med hög luftfuktighet. Den förekommer även i talldominerade bestånd där den, förutom i trädens grenverk, påträffas hängande över ojämnheter i tallbarken. Arten har minskat starkt i södra och mellersta Sverige och den minskar även i sitt nordliga utbredningsområde. Minskningstakten uppgår till 30 (20–50) % inom 50 år och överstiger gränsvärdet för Sårbar (VU). Orsaken till tillbakagången beror främst på slutavverkningar av naturskogsartade skogar. Bestånd med riklig förekomst bör regelmässigt sparas, vilket även gynnar flera andra sällsynta och rödlistade arter. Garnlav är värdväxt för den mycket sällsynta och akut hotade fjärilen barrskogslavfly (CR) som hör hemma i boreala barrskogar med riklig förekomst av värdväxten. Tidigare kunde arten konstateras årligen på flera platser vid Dala-Floda i Dalarna innan lokalerna kalavverkades. Senaste fyndet i landet av barrskogslavfly är från år 2000 då den påträffades vid Högberget i Sollefteå kommun. Garnlav är typisk art för </w:t>
       </w:r>
       <w:r>
         <w:rPr>
@@ -270,6 +270,35 @@
         <w:rPr>
           <w:i/>
         </w:rPr>
+        <w:t xml:space="preserve"> 9070 Trädklädd betesmark</w:t>
+      </w:r>
+      <w:r>
+        <w:t xml:space="preserve"> (SLU Artdatabanken, 2026).</w:t>
+      </w:r>
+    </w:p>
+    <w:p>
+      <w:r>
+        <w:rPr>
+          <w:b/>
+        </w:rPr>
+        <w:t>Knärot (VU, §8)</w:t>
+      </w:r>
+      <w:r>
+        <w:t xml:space="preserve"> är typisk art för </w:t>
+      </w:r>
+      <w:r>
+        <w:rPr>
+          <w:i/>
+        </w:rPr>
+        <w:t xml:space="preserve">9010 Taiga </w:t>
+      </w:r>
+      <w:r>
+        <w:t>och</w:t>
+      </w:r>
+      <w:r>
+        <w:rPr>
+          <w:i/>
+        </w:rPr>
         <w:t xml:space="preserve"> 9050 Näringsrik granskog</w:t>
       </w:r>
       <w:r>
@@ -296,7 +325,7 @@
     </w:p>
     <w:p>
       <w:r>
-        <w:t>I det samrådsanmälda området finns 3 fyndplatser för knärot registrerade på Artportalen. Figur 2 visar gränserna för buffertzoner på 50 m, som behöver lämnas kring fyndplatserna för att knärotslokalerna inte ska försvinna vid en avverkning. Av det samrådsanmälda området överlappar 1.17 ha med buffertzonerna och får av detta skäl inte avverkas.</w:t>
+        <w:t>I det samrådsanmälda området finns 5 fyndplatser för knärot registrerade på Artportalen. Figur 2 visar gränserna för buffertzoner på 50 m, som behöver lämnas kring fyndplatserna för att knärotslokalerna inte ska försvinna vid en avverkning. Av det samrådsanmälda området överlappar 2.44 ha med buffertzonerna och får av detta skäl inte avverkas.</w:t>
       </w:r>
     </w:p>
     <w:p>
@@ -352,6 +381,26 @@
         <w:rPr>
           <w:b/>
         </w:rPr>
+        <w:t>Kolflarnlav (NT)</w:t>
+      </w:r>
+      <w:r>
+        <w:t xml:space="preserve"> är brandberoende och växer nästan uteslutande på kolad hård kärnved av tall. Etableringen verkar ske först 100–300 år efter brand och nytt substrat nybildas i mycket begränsad omfattning. Avverkning av tallskog av naturskogskaraktär med spår av återkommande bränder är ett hot och mängden lämplig ved att växa på för arten minskar dels på grund av naturlig nedbrytning men framförallt på grund av att det förstörs i samband med slutavverkningar, gallringar och markberedning. Såväl kolflarnlav som mörk kolflarnlav har glänsande bålfjäll och förekommer främst i tall- och blandbarrskogar av naturskogskaraktär med spår av återkommande bränder. Skogar som dessa hyser höga biologiska värden och bör skyddas. Kolflarnlav är typisk art för </w:t>
+      </w:r>
+      <w:r>
+        <w:rPr>
+          <w:i/>
+        </w:rPr>
+        <w:t>9010 Taiga</w:t>
+      </w:r>
+      <w:r>
+        <w:t xml:space="preserve"> (SLU Artdatabanken, 2024).</w:t>
+      </w:r>
+    </w:p>
+    <w:p>
+      <w:r>
+        <w:rPr>
+          <w:b/>
+        </w:rPr>
         <w:t>Lunglav (NT)</w:t>
       </w:r>
       <w:r>
@@ -401,6 +450,195 @@
       </w:r>
       <w:r>
         <w:t xml:space="preserve"> (SLU Artdatabanken, 2026; Nitare &amp; Skogsstyrelsen, 2019).</w:t>
+      </w:r>
+    </w:p>
+    <w:p>
+      <w:r>
+        <w:rPr>
+          <w:b/>
+        </w:rPr>
+        <w:t>Reliktbock (NT)</w:t>
+      </w:r>
+      <w:r>
+        <w:t xml:space="preserve"> är en skalbagge vars larvutveckling sker i tjock, solexponerad skorpbark på gamla, levande tallar. Ofta i träd som under längre tid stått fritt och öppet, t.ex. i kantzoner i odlingslandskap, längs stränder och åsar, men också i gles, gammal tallskog på mager mark. Arten är brandgynnad genom att omgivande småträd och buskar försvinner vid lågintensiva bränder samtidigt som gamla tallar överlever och förblir solexponerade. Minskningstakten för den svenska populationen bedöms vara nära gränsvärdet för Sårbar (VU) och i den europeiska rödlistan är reliktbock rödlistad som Sårbar (VU) vilket innebär att Sverige har ett internationellt ansvar för arten. Gamla tallskogar bör få ett långsiktigt skydd, och inte slutavverkas. Reliktbock är typisk art för </w:t>
+      </w:r>
+      <w:r>
+        <w:rPr>
+          <w:i/>
+        </w:rPr>
+        <w:t>9010 Taiga</w:t>
+      </w:r>
+      <w:r>
+        <w:t xml:space="preserve"> och</w:t>
+      </w:r>
+      <w:r>
+        <w:rPr>
+          <w:i/>
+        </w:rPr>
+        <w:t xml:space="preserve"> 9060 Åsbarrskog</w:t>
+      </w:r>
+      <w:r>
+        <w:t xml:space="preserve"> (SLU Artdatabanken, 2024; IUCN, 2016).</w:t>
+      </w:r>
+    </w:p>
+    <w:p>
+      <w:r>
+        <w:rPr>
+          <w:b/>
+        </w:rPr>
+        <w:t>Tretåig hackspett (NT, §4)</w:t>
+      </w:r>
+      <w:r>
+        <w:t xml:space="preserve"> är rödlistad som nära hotad och ingår i bilaga 1 i EU:s fågeldirektiv. Tretåig hackspett är för sin överlevnad beroende av kontinuerlig tillförsel av äldre döende och död ved, som sker genom naturliga självgallringsprocesser i äldre grannaturskogar och barrblandade naturskogar. Om en skog genom skogsbruk gallras eller glesas ur så upphör och uteblir i stort sett den naturliga självgallringsprocessen för mycket lång tid framöver vilket omöjliggör upprätthållandet av den kontinuerliga ekologiska funktionen i ett område. Det finns studier som visar att naturskogens självgallringsprocess som den tretåiga hackspetten är beroende av, inte kan ersättas med efterlämnad hänsyn i skogsbruket (Imbeau &amp; Desrochers, 2002). Storleken på häckningsreviret varierar med skogstypen, förekomsten av död ved och graden av fragmentering, men är i allmänhet i storleksordningen 25–100 hektar. Vintertid krävs ofta betydligt större områden och det finns studier som antyder att arten behöver minst 100 hektar äldre skog. I områden med låg bonitet kan det behövas över 200 hektar lämpligt habitat för att ett par ska kunna reproducera sig. Områden med dokumenterad permanent förekomst i naturskogsmiljöer har vanligen så stora naturvärden att skogsbruk är olämpligt. Tretåig hackspett är typisk art för </w:t>
+      </w:r>
+      <w:r>
+        <w:rPr>
+          <w:i/>
+        </w:rPr>
+        <w:t xml:space="preserve">9010 Taiga, 9740 Skogsbevuxen myr, 9030 Landhöjningsskog </w:t>
+      </w:r>
+      <w:r>
+        <w:t xml:space="preserve">och </w:t>
+      </w:r>
+      <w:r>
+        <w:rPr>
+          <w:i/>
+        </w:rPr>
+        <w:t>9040 Fjällbjörkskog</w:t>
+      </w:r>
+      <w:r>
+        <w:t xml:space="preserve"> (Skogsstyrelsen, 2016; SLU Artdatabanken, 2024).</w:t>
+      </w:r>
+    </w:p>
+    <w:p>
+      <w:r>
+        <w:rPr>
+          <w:b/>
+        </w:rPr>
+        <w:t xml:space="preserve">Vedtrappmossa (NT) </w:t>
+      </w:r>
+      <w:r>
+        <w:t xml:space="preserve">växer på död ved, främst i gammal granskog. Den förekommer knappast alls i fjällnära barrskogar utan finns i skogslandskapet nedom fjällen och framför allt i landets södra delar är den en mycket bra signalart för barrnaturskog med höga naturvärden. Skogsavverkning och brist på grov död ved i skogen är de allvarligaste hoten och den överlever inte kalhyggesbruk. Lokaler med sluten granskog, tillräckligt stora för att säkerställa ett kontinuerligt tillskott på grova lågor, bör undantas från storskaligt skogsbruk. Vedtrappmossa är typisk art för </w:t>
+      </w:r>
+      <w:r>
+        <w:rPr>
+          <w:i/>
+        </w:rPr>
+        <w:t>9010 Taiga</w:t>
+      </w:r>
+      <w:r>
+        <w:t xml:space="preserve"> (SLU Artdatabanken, 2024).</w:t>
+      </w:r>
+    </w:p>
+    <w:p>
+      <w:r>
+        <w:rPr>
+          <w:b/>
+        </w:rPr>
+        <w:t>Violettgrå tagellav (NT)</w:t>
+      </w:r>
+      <w:r>
+        <w:t xml:space="preserve"> växer nästan uteslutande i gamla olikåldriga barrnaturskogar med lång skoglig kontinuitet och är en utmärkt signal på skog med höga naturvärden. Slutavverkning av tidigare aldrig slutavverkad skog (kontinuitetsskog) är det största hotet. Biotopen nyskapas i begränsad omfattning och barrskog äldre än 160 år, där den violettgrå tagellaven huvudsakligen påträffas har minskat med 50% de senaste 50 åren. Lågproduktiv skogsmark där laven förekommer bör undantas från skogsbruk och rika förekomster i äldre granskog bör skyddas. Arten är känslig för uttorkning och det är väsentligt att tillräckligt stora bestånd avsätts. Violettgrå tagellav är typisk art för </w:t>
+      </w:r>
+      <w:r>
+        <w:rPr>
+          <w:i/>
+        </w:rPr>
+        <w:t>9010 Taiga</w:t>
+      </w:r>
+      <w:r>
+        <w:t xml:space="preserve"> (SLU Artdatabanken, 2024; Nitare &amp; Skogsstyrelsen, 2019).</w:t>
+      </w:r>
+    </w:p>
+    <w:p>
+      <w:r>
+        <w:rPr>
+          <w:b/>
+        </w:rPr>
+        <w:t>Äggvaxskivling (NT)</w:t>
+      </w:r>
+      <w:r>
+        <w:t xml:space="preserve"> bildar mykorrhiza med gran och förekommer huvudsakligen i äldre blåbärsgranskog. Har i Sverige en nordlig utbredningsbild och är relativt vanlig i norra Sverige. Total population i landet bedöms ha minskat kraftigt och fortgående att minska p.g.a. slutavverkningar av kontinuitetsskogar. Skogar med rik förekomst av äggvaxskivling brukar ha en artrik flora av mykorrhizasvampar och kan betraktas som nyckelbiotoper (SLU Artdatabanken, 2024).</w:t>
+      </w:r>
+    </w:p>
+    <w:p>
+      <w:r>
+        <w:rPr>
+          <w:b/>
+        </w:rPr>
+        <w:t>Nästlav</w:t>
+      </w:r>
+      <w:r>
+        <w:t xml:space="preserve"> indikerar söder om den naturliga norrlandsgränsen äldre barrskogsområden med höga naturvärden där andra ovanliga nordliga barrskogsarter kan påträffas. Nästlav är typisk art för </w:t>
+      </w:r>
+      <w:r>
+        <w:rPr>
+          <w:i/>
+        </w:rPr>
+        <w:t xml:space="preserve">9010 Taiga </w:t>
+      </w:r>
+      <w:r>
+        <w:t>(Nitare &amp; Skogsstyrelsen, 2019; SLU Artdatabanken, 2025).</w:t>
+      </w:r>
+    </w:p>
+    <w:p>
+      <w:r>
+        <w:rPr>
+          <w:b/>
+        </w:rPr>
+        <w:t xml:space="preserve">Vedticka </w:t>
+      </w:r>
+      <w:r>
+        <w:t xml:space="preserve">är en bra signalart söder om den naturliga norrlandsgränsen. Den är huvudsakligen knuten till äldre barrskogar där det föreligger långvarig kontinuitet av död barrved. Vedticka är typisk art för </w:t>
+      </w:r>
+      <w:r>
+        <w:rPr>
+          <w:i/>
+        </w:rPr>
+        <w:t xml:space="preserve">9010 Taiga </w:t>
+      </w:r>
+      <w:r>
+        <w:t>(Nitare &amp; Skogsstyrelsen, 2019; SLU Artdatabanken, 2025).</w:t>
+      </w:r>
+    </w:p>
+    <w:p>
+      <w:r>
+        <w:rPr>
+          <w:b/>
+        </w:rPr>
+        <w:t xml:space="preserve">Vågbandad barkbock </w:t>
+      </w:r>
+      <w:r>
+        <w:t>är en långhorning vars larvutveckling sker under bark på nyligen döda stående barrträd, främst gran, mer undantagsvis på tall. Främst i stående träd, särskilt gamla, långsamvuxna granar med grov bark, även i grövre grenar, stubbar eller vindfällen. Arten är starkt knuten till naturskogsliknande granskogar, och gynnas av extrema torrsomrar som försvagar träden. Arten påverkas negativt av brist på kontinuitetsskog och en minskning av populationen pågår eller förväntas ske (SLU Artdatabanken, 2025).</w:t>
+      </w:r>
+    </w:p>
+    <w:p>
+      <w:r>
+        <w:rPr>
+          <w:b/>
+        </w:rPr>
+        <w:t>Järpe (§4)</w:t>
+      </w:r>
+      <w:r>
+        <w:t xml:space="preserve">, som är upptagen i bilaga 1 och 2 EU:s fågeldirektiv, är mycket stationär inom sitt revir som är minst 25 hektar stort. Livsmiljöerna utgörs av tät barrskog med inblandning av lövträd och en väl utvecklad flerskiktad struktur med bärris och yngre eller undertryckta, täta granar i ett lägre skikt, ofta utmed bäckar och åar inne i den skyddande granskogen. Den överlever inte om dess livsmiljö kalavverkas och är även känslig för röjning, gallring och avverkning där unga granar och lövträd inte sparas i tillräcklig omfattning. Arten finns i sammanhängande grandominerad skog över hela Sverige men förekomsterna är betydligt glesare i Götaland än i övriga landet. Järpe är typisk art för </w:t>
+      </w:r>
+      <w:r>
+        <w:rPr>
+          <w:i/>
+        </w:rPr>
+        <w:t xml:space="preserve">9010 Taiga, 9080 Lövsumpskog </w:t>
+      </w:r>
+      <w:r>
+        <w:t xml:space="preserve">och </w:t>
+      </w:r>
+      <w:r>
+        <w:rPr>
+          <w:i/>
+        </w:rPr>
+        <w:t xml:space="preserve">9740 Skogsbevuxen myr </w:t>
+      </w:r>
+      <w:r>
+        <w:t>(SLU Artdatabanken, 2026).</w:t>
       </w:r>
     </w:p>
     <w:p>
@@ -455,6 +693,22 @@
       <w:r>
         <w:t>I den samrådsanmälda skogen har fridlysta arter sina livsmiljöer och växtplatser. Att skada de fridlysta arternas livsmiljöer, växtplatser eller ekologiska funktion är inte tillåtet enligt artskyddsförordningen.</w:t>
       </w:r>
+      <w:r>
+        <w:rPr>
+          <w:i/>
+        </w:rPr>
+        <w:t xml:space="preserve"> EU:s medlemsländer och skogsbolag är skyldiga att agera i enlighet med EU:s fågeldirektiv där det uttryckligen står att direktivet gäller för fåglar samt för deras ägg, bon och </w:t>
+      </w:r>
+      <w:r>
+        <w:rPr>
+          <w:b/>
+          <w:i/>
+        </w:rPr>
+        <w:t xml:space="preserve">livsmiljöer </w:t>
+      </w:r>
+      <w:r>
+        <w:t>(artikel 1). Vidare att de åtgärder som vidtas inte får leda till en försämring av den nuvarande situationen beträffande bevarandet av de fågelarter som avses i artikel 1 (artikel 13).</w:t>
+      </w:r>
     </w:p>
     <w:p>
       <w:r>
@@ -493,7 +747,7 @@
         <w:rPr>
           <w:i/>
         </w:rPr>
-        <w:t>I det samrådsanmälda skogsområdet har 2 naturvårdsarter varav 2 rödlistade arter sina livsmiljöer och växtplatser.</w:t>
+        <w:t>I det samrådsanmälda skogsområdet har 14 naturvårdsarter varav 9 rödlistade arter sina livsmiljöer och växtplatser.</w:t>
       </w:r>
     </w:p>
     <w:p>
@@ -1026,6 +1280,265 @@
       </w:r>
       <w:r>
         <w:t>SLU Artdatabanken, Uppsala.</w:t>
+      </w:r>
+    </w:p>
+    <w:p>
+      <w:pPr>
+        <w:pStyle w:val="Heading1"/>
+      </w:pPr>
+      <w:r>
+        <w:t>Tretåig hackspett – ekologi samt krav på livsmiljön</w:t>
+      </w:r>
+    </w:p>
+    <w:p>
+      <w:r>
+        <w:t xml:space="preserve">Tretåig hackspett (NT) är fridlyst enligt §4 Artskyddsförordningen och finns med som prioriterad art i Skogsstyrelsen vägledning för skogsbruket (bilaga 4 till SVL). I vägledningen står bland annat att: </w:t>
+      </w:r>
+      <w:r>
+        <w:rPr>
+          <w:i/>
+        </w:rPr>
+        <w:t xml:space="preserve">“Tretåig hackspett har stora arealkrav och höga krav på sin livsmiljö. Omdaningen av naturskogar till kulturskogar medför en förlust av viktiga miljöer, något som förstärks av ökad fragmentering till följd av avverkningar.” </w:t>
+      </w:r>
+      <w:r>
+        <w:t xml:space="preserve">Vidare att: </w:t>
+      </w:r>
+      <w:r>
+        <w:rPr>
+          <w:i/>
+        </w:rPr>
+        <w:t>“Områden med dokumenterad permanent förekomst i naturskogsmiljöer har vanligen så stora naturvärden att skogsbruk är olämpligt”</w:t>
+      </w:r>
+      <w:r>
+        <w:t xml:space="preserve"> (SLU Artdatabanken, 2024; Skogsstyrelsen, 2016)</w:t>
+      </w:r>
+      <w:r>
+        <w:rPr>
+          <w:i/>
+        </w:rPr>
+        <w:t>.</w:t>
+      </w:r>
+    </w:p>
+    <w:p>
+      <w:r>
+        <w:t>Tretåig hackspett är beroende av större sammanhängande naturskogar med kontinuerlig tillgång och nybildning av död ved och fragmentering av livsmiljöerna utgör ett stort hot mot arten (se exempelvis Stachura-Skierczynska et al., 2009; Wesolowski et al., 2005; Butler et al., 2004; Pakkala et al., 2002; Amcoff et al., 1996; Virkkala, 1991). Det finns studier som visar att naturskogens självgallringsprocess som den tretåiga hackspetten är beroende av, inte kan ersättas med efterlämnad hänsyn i skogsbruket (Imbeau &amp; Desrochers, 2002).</w:t>
+      </w:r>
+    </w:p>
+    <w:p>
+      <w:r>
+        <w:t>Permanenta revir av tretåig hackspett karaktäriseras ofta av artens typiska ringformigt ordnade hackmärken på framför allt gamla granar. För att säkerställa att inte revir av tretåig hackspett drabbas av avverkningsplanerna bör en inventering göras i området både under häckningstid och under vintern, då arten utnyttjar betydligt större områden än under sommarens häckningsrevir. Storleken på häckningsreviret varierar med skogstypen, förekomsten av död ved och graden av fragmentering, men är i allmänhet i storleksordningen 25–100 hektar (SLU Artdatabanken, 2024; Skogsstyrelsen, 2016).</w:t>
+      </w:r>
+    </w:p>
+    <w:p>
+      <w:r>
+        <w:t xml:space="preserve">Förutom fridlysning enligt §4 Artskyddsförordningen är tretåig hackspett även förtecknad i EU:s fågeldirektiv bilaga 1. Den är typisk art för </w:t>
+      </w:r>
+      <w:r>
+        <w:rPr>
+          <w:i/>
+        </w:rPr>
+        <w:t xml:space="preserve">9010 Taiga, 9740 Skogsbevuxen myr, 9030 Landhöjningsskog </w:t>
+      </w:r>
+      <w:r>
+        <w:t xml:space="preserve">och </w:t>
+      </w:r>
+      <w:r>
+        <w:rPr>
+          <w:i/>
+        </w:rPr>
+        <w:t>9040 Fjällbjörkskog</w:t>
+      </w:r>
+      <w:r>
+        <w:t xml:space="preserve"> samt ingår i Natura 2000 och är förtecknad i Bernkonventionen bilaga II (strikt skyddade djurarter) (SLU Artdatabanken, 2024; Skogsstyrelsen, 2016).</w:t>
+      </w:r>
+    </w:p>
+    <w:p>
+      <w:pPr>
+        <w:pStyle w:val="Heading2"/>
+      </w:pPr>
+      <w:r>
+        <w:t>Referenser – tretåig hackspett</w:t>
+      </w:r>
+    </w:p>
+    <w:p>
+      <w:r>
+        <w:t xml:space="preserve">Amcoff, M. &amp; Eriksson, P. 1996. </w:t>
+      </w:r>
+      <w:r>
+        <w:rPr>
+          <w:i/>
+        </w:rPr>
+        <w:t xml:space="preserve">Förekomst av tretåig hackspett Picoides tridactylus på bestånds- och landskapsnivå. </w:t>
+      </w:r>
+      <w:r>
+        <w:t>Ornis Svecica 6: 107–119.</w:t>
+      </w:r>
+    </w:p>
+    <w:p>
+      <w:r>
+        <w:t xml:space="preserve">Butler, R., Angelstam, P., Ekelund, P. &amp; Schlaeffer, R. 2004. </w:t>
+      </w:r>
+      <w:r>
+        <w:rPr>
+          <w:i/>
+        </w:rPr>
+        <w:t xml:space="preserve">Dead wood threshold values for the three-toed woodpecker presence in boreal and sub-Alpine forest. </w:t>
+      </w:r>
+      <w:r>
+        <w:t>Biological conservation 119(3): 305–318.</w:t>
+      </w:r>
+    </w:p>
+    <w:p>
+      <w:r>
+        <w:t xml:space="preserve">Imbeau, L. &amp; Desrochers, A. 2002. </w:t>
+      </w:r>
+      <w:r>
+        <w:rPr>
+          <w:i/>
+        </w:rPr>
+        <w:t xml:space="preserve">Foraging Ecology and Use of Drumming Trees by Three-Toed Woodpeckers. </w:t>
+      </w:r>
+      <w:r>
+        <w:t>The Journal of Wildlife Management. Vol. 66, No. 1 (Jan., 2002), pp. 222–231.</w:t>
+      </w:r>
+    </w:p>
+    <w:p>
+      <w:r>
+        <w:t xml:space="preserve">Pakkala, T., Hanski, I. &amp; Tomppo, E. 2002. </w:t>
+      </w:r>
+      <w:r>
+        <w:rPr>
+          <w:i/>
+        </w:rPr>
+        <w:t xml:space="preserve">Spatial ecology of the three-toed woodpecker in managed forest landscapes. </w:t>
+      </w:r>
+      <w:r>
+        <w:t>Silva Fennica 36(1): 279–288.</w:t>
+      </w:r>
+    </w:p>
+    <w:p>
+      <w:r>
+        <w:t xml:space="preserve">Skogsstyrelsen, 2016. </w:t>
+      </w:r>
+      <w:r>
+        <w:rPr>
+          <w:i/>
+        </w:rPr>
+        <w:t>Vägledning för hänsyn till fåglar – Tretåig hackspett.</w:t>
+      </w:r>
+    </w:p>
+    <w:p>
+      <w:r>
+        <w:t xml:space="preserve">SLU Artdatabanken, 2024. </w:t>
+      </w:r>
+      <w:r>
+        <w:rPr>
+          <w:i/>
+        </w:rPr>
+        <w:t xml:space="preserve">Artfaktablad. Naturvård – artfakta. </w:t>
+      </w:r>
+      <w:r>
+        <w:t>SLU Artdatabanken, Uppsala.</w:t>
+      </w:r>
+    </w:p>
+    <w:p>
+      <w:r>
+        <w:t xml:space="preserve">Stachura-Skierczynska, K., Tumiel, T. &amp; Skierczynski, M. 2009. </w:t>
+      </w:r>
+      <w:r>
+        <w:rPr>
+          <w:i/>
+        </w:rPr>
+        <w:t xml:space="preserve">Habitat prediction model for three-toed woodpecker and its implications for the conservation of biologically valuable forests. </w:t>
+      </w:r>
+      <w:r>
+        <w:t>Forest Ecology and Management 258(5): 697–703.</w:t>
+      </w:r>
+    </w:p>
+    <w:p>
+      <w:r>
+        <w:t xml:space="preserve">Virkkala, R. 1991. </w:t>
+      </w:r>
+      <w:r>
+        <w:rPr>
+          <w:i/>
+        </w:rPr>
+        <w:t xml:space="preserve">Population trends of forest birds in a Finnish Lapland landscape of large habitat blocks – Consequences of stochastic environmental variation or regional habitat alteration. </w:t>
+      </w:r>
+      <w:r>
+        <w:t>Biological conservation 56(2): 223–240.</w:t>
+      </w:r>
+    </w:p>
+    <w:p>
+      <w:r>
+        <w:t xml:space="preserve">Wesolowski, T., Czeszczewik, D. &amp; Rowinski, P. 2005. </w:t>
+      </w:r>
+      <w:r>
+        <w:rPr>
+          <w:i/>
+        </w:rPr>
+        <w:t xml:space="preserve">Effects of forest management on Three-toed Woodpecker Picoides tridactylus distribution in the Bialowieza Forest (NE Poland): conservation implications. </w:t>
+      </w:r>
+      <w:r>
+        <w:t>Acta Ornithologica 40(1): 53–60.</w:t>
+      </w:r>
+    </w:p>
+    <w:p>
+      <w:pPr>
+        <w:pStyle w:val="Heading1"/>
+      </w:pPr>
+      <w:r>
+        <w:t>Järpe – ekologi samt krav på livsmiljön</w:t>
+      </w:r>
+    </w:p>
+    <w:p>
+      <w:r>
+        <w:t>Järpe är fridlyst enligt 4§ artskyddsförordningen och upptagen i bilaga 1 och 2 EU:s fågeldirektiv. Den finns i sammanhängande grandominerad skog över hela Sverige men förekomsterna är betydligt glesare i Götaland än i övriga landet. Järpen har sina livsmiljöer i tät barrskog med inblandning av lövträd och en väl utvecklad flerskiktad struktur med bärris och yngre eller undertryckta, täta granar i ett lägre skikt, ofta utmed bäckar och åar inne i den skyddande granskogen (SLU Artdatabanken, 2026).</w:t>
+      </w:r>
+    </w:p>
+    <w:p>
+      <w:r>
+        <w:t xml:space="preserve">Arten behöver lämpliga skogsbestånd om sammanlagt minst 25 hektar. Den är mycket stationär inom sitt revir och när ett par etablerat sig stannar de så länge miljön är intakt. Den undviker öppen mark och förﬂyttar sig sällan över större öppna myrar eller åkermark, och är därför känslig för fragmentering. Järpen överlever inte om dess livsmiljö kalavverkas och är även känslig för röjning, gallring och avverkning där unga granar och lövträd inte sparas i tillräcklig omfattning.  Järpe är typisk art för </w:t>
+      </w:r>
+      <w:r>
+        <w:rPr>
+          <w:i/>
+        </w:rPr>
+        <w:t>9010 Taiga, 9740 Skogsbevuxen myr</w:t>
+      </w:r>
+      <w:r>
+        <w:t xml:space="preserve"> och </w:t>
+      </w:r>
+      <w:r>
+        <w:rPr>
+          <w:i/>
+        </w:rPr>
+        <w:t>9080 Lövsumpskog</w:t>
+      </w:r>
+      <w:r>
+        <w:t xml:space="preserve"> (SLU Artdatabanken, 2026).</w:t>
+      </w:r>
+    </w:p>
+    <w:p>
+      <w:pPr>
+        <w:pStyle w:val="Heading2"/>
+      </w:pPr>
+      <w:r>
+        <w:t>Referenser – järpe</w:t>
+      </w:r>
+    </w:p>
+    <w:p>
+      <w:r>
+        <w:t xml:space="preserve">SLU Artdatabanken, 2026. </w:t>
+      </w:r>
+      <w:r>
+        <w:rPr>
+          <w:i/>
+        </w:rPr>
+        <w:t xml:space="preserve">Artfaktablad. Naturvård – artfakta. </w:t>
+      </w:r>
+      <w:r>
+        <w:t>SLU Artdatabanken, Uppsala</w:t>
       </w:r>
     </w:p>
     <w:sectPr>
@@ -1156,7 +1669,7 @@
     <w:r>
       <w:tab/>
       <w:tab/>
-      <w:t>2026-09-21</w:t>
+      <w:t>2026-09-23</w:t>
       <w:br/>
       <w:br/>
     </w:r>

--- a/klagomål/S 8435-2021 FSC-klagomål.docx
+++ b/klagomål/S 8435-2021 FSC-klagomål.docx
@@ -1669,7 +1669,7 @@
     <w:r>
       <w:tab/>
       <w:tab/>
-      <w:t>2026-09-23</w:t>
+      <w:t>2026-09-24</w:t>
       <w:br/>
       <w:br/>
     </w:r>

--- a/klagomål/S 8435-2021 FSC-klagomål.docx
+++ b/klagomål/S 8435-2021 FSC-klagomål.docx
@@ -1669,7 +1669,7 @@
     <w:r>
       <w:tab/>
       <w:tab/>
-      <w:t>2026-09-24</w:t>
+      <w:t>2026-09-25</w:t>
       <w:br/>
       <w:br/>
     </w:r>

--- a/klagomål/S 8435-2021 FSC-klagomål.docx
+++ b/klagomål/S 8435-2021 FSC-klagomål.docx
@@ -1669,7 +1669,7 @@
     <w:r>
       <w:tab/>
       <w:tab/>
-      <w:t>2026-09-25</w:t>
+      <w:t>2026-09-26</w:t>
       <w:br/>
       <w:br/>
     </w:r>

--- a/klagomål/S 8435-2021 FSC-klagomål.docx
+++ b/klagomål/S 8435-2021 FSC-klagomål.docx
@@ -1669,7 +1669,7 @@
     <w:r>
       <w:tab/>
       <w:tab/>
-      <w:t>2026-09-26</w:t>
+      <w:t>2026-09-27</w:t>
       <w:br/>
       <w:br/>
     </w:r>

--- a/klagomål/S 8435-2021 FSC-klagomål.docx
+++ b/klagomål/S 8435-2021 FSC-klagomål.docx
@@ -1669,7 +1669,7 @@
     <w:r>
       <w:tab/>
       <w:tab/>
-      <w:t>2026-09-27</w:t>
+      <w:t>2026-09-28</w:t>
       <w:br/>
       <w:br/>
     </w:r>

--- a/klagomål/S 8435-2021 FSC-klagomål.docx
+++ b/klagomål/S 8435-2021 FSC-klagomål.docx
@@ -1669,7 +1669,7 @@
     <w:r>
       <w:tab/>
       <w:tab/>
-      <w:t>2026-09-28</w:t>
+      <w:t>2026-09-29</w:t>
       <w:br/>
       <w:br/>
     </w:r>

--- a/klagomål/S 8435-2021 FSC-klagomål.docx
+++ b/klagomål/S 8435-2021 FSC-klagomål.docx
@@ -1669,7 +1669,7 @@
     <w:r>
       <w:tab/>
       <w:tab/>
-      <w:t>2026-09-29</w:t>
+      <w:t>2026-09-30</w:t>
       <w:br/>
       <w:br/>
     </w:r>

--- a/klagomål/S 8435-2021 FSC-klagomål.docx
+++ b/klagomål/S 8435-2021 FSC-klagomål.docx
@@ -1669,7 +1669,7 @@
     <w:r>
       <w:tab/>
       <w:tab/>
-      <w:t>2026-09-30</w:t>
+      <w:t>2026-10-01</w:t>
       <w:br/>
       <w:br/>
     </w:r>

--- a/klagomål/S 8435-2021 FSC-klagomål.docx
+++ b/klagomål/S 8435-2021 FSC-klagomål.docx
@@ -1669,7 +1669,7 @@
     <w:r>
       <w:tab/>
       <w:tab/>
-      <w:t>2026-10-01</w:t>
+      <w:t>2026-10-02</w:t>
       <w:br/>
       <w:br/>
     </w:r>

--- a/klagomål/S 8435-2021 FSC-klagomål.docx
+++ b/klagomål/S 8435-2021 FSC-klagomål.docx
@@ -1669,7 +1669,7 @@
     <w:r>
       <w:tab/>
       <w:tab/>
-      <w:t>2026-10-02</w:t>
+      <w:t>2026-10-03</w:t>
       <w:br/>
       <w:br/>
     </w:r>

--- a/klagomål/S 8435-2021 FSC-klagomål.docx
+++ b/klagomål/S 8435-2021 FSC-klagomål.docx
@@ -1669,7 +1669,7 @@
     <w:r>
       <w:tab/>
       <w:tab/>
-      <w:t>2026-10-03</w:t>
+      <w:t>2026-10-04</w:t>
       <w:br/>
       <w:br/>
     </w:r>

--- a/klagomål/S 8435-2021 FSC-klagomål.docx
+++ b/klagomål/S 8435-2021 FSC-klagomål.docx
@@ -1669,7 +1669,7 @@
     <w:r>
       <w:tab/>
       <w:tab/>
-      <w:t>2026-10-04</w:t>
+      <w:t>2026-10-05</w:t>
       <w:br/>
       <w:br/>
     </w:r>

--- a/klagomål/S 8435-2021 FSC-klagomål.docx
+++ b/klagomål/S 8435-2021 FSC-klagomål.docx
@@ -1669,7 +1669,7 @@
     <w:r>
       <w:tab/>
       <w:tab/>
-      <w:t>2026-10-05</w:t>
+      <w:t>2026-10-06</w:t>
       <w:br/>
       <w:br/>
     </w:r>

--- a/klagomål/S 8435-2021 FSC-klagomål.docx
+++ b/klagomål/S 8435-2021 FSC-klagomål.docx
@@ -1669,7 +1669,7 @@
     <w:r>
       <w:tab/>
       <w:tab/>
-      <w:t>2026-10-06</w:t>
+      <w:t>2026-10-07</w:t>
       <w:br/>
       <w:br/>
     </w:r>

--- a/klagomål/S 8435-2021 FSC-klagomål.docx
+++ b/klagomål/S 8435-2021 FSC-klagomål.docx
@@ -1669,7 +1669,7 @@
     <w:r>
       <w:tab/>
       <w:tab/>
-      <w:t>2026-10-07</w:t>
+      <w:t>2026-10-08</w:t>
       <w:br/>
       <w:br/>
     </w:r>

--- a/klagomål/S 8435-2021 FSC-klagomål.docx
+++ b/klagomål/S 8435-2021 FSC-klagomål.docx
@@ -1669,7 +1669,7 @@
     <w:r>
       <w:tab/>
       <w:tab/>
-      <w:t>2026-10-08</w:t>
+      <w:t>2026-10-09</w:t>
       <w:br/>
       <w:br/>
     </w:r>

--- a/klagomål/S 8435-2021 FSC-klagomål.docx
+++ b/klagomål/S 8435-2021 FSC-klagomål.docx
@@ -1669,7 +1669,7 @@
     <w:r>
       <w:tab/>
       <w:tab/>
-      <w:t>2026-10-09</w:t>
+      <w:t>2026-10-10</w:t>
       <w:br/>
       <w:br/>
     </w:r>

--- a/klagomål/S 8435-2021 FSC-klagomål.docx
+++ b/klagomål/S 8435-2021 FSC-klagomål.docx
@@ -1669,7 +1669,7 @@
     <w:r>
       <w:tab/>
       <w:tab/>
-      <w:t>2026-10-10</w:t>
+      <w:t>2026-10-11</w:t>
       <w:br/>
       <w:br/>
     </w:r>

--- a/klagomål/S 8435-2021 FSC-klagomål.docx
+++ b/klagomål/S 8435-2021 FSC-klagomål.docx
@@ -1669,7 +1669,7 @@
     <w:r>
       <w:tab/>
       <w:tab/>
-      <w:t>2026-10-11</w:t>
+      <w:t>2026-10-12</w:t>
       <w:br/>
       <w:br/>
     </w:r>

--- a/klagomål/S 8435-2021 FSC-klagomål.docx
+++ b/klagomål/S 8435-2021 FSC-klagomål.docx
@@ -1669,7 +1669,7 @@
     <w:r>
       <w:tab/>
       <w:tab/>
-      <w:t>2026-10-12</w:t>
+      <w:t>2026-10-13</w:t>
       <w:br/>
       <w:br/>
     </w:r>

--- a/klagomål/S 8435-2021 FSC-klagomål.docx
+++ b/klagomål/S 8435-2021 FSC-klagomål.docx
@@ -1669,7 +1669,7 @@
     <w:r>
       <w:tab/>
       <w:tab/>
-      <w:t>2026-10-13</w:t>
+      <w:t>2026-10-14</w:t>
       <w:br/>
       <w:br/>
     </w:r>

--- a/klagomål/S 8435-2021 FSC-klagomål.docx
+++ b/klagomål/S 8435-2021 FSC-klagomål.docx
@@ -1669,7 +1669,7 @@
     <w:r>
       <w:tab/>
       <w:tab/>
-      <w:t>2026-10-14</w:t>
+      <w:t>2026-10-15</w:t>
       <w:br/>
       <w:br/>
     </w:r>

--- a/klagomål/S 8435-2021 FSC-klagomål.docx
+++ b/klagomål/S 8435-2021 FSC-klagomål.docx
@@ -1669,7 +1669,7 @@
     <w:r>
       <w:tab/>
       <w:tab/>
-      <w:t>2026-10-15</w:t>
+      <w:t>2026-10-16</w:t>
       <w:br/>
       <w:br/>
     </w:r>

--- a/klagomål/S 8435-2021 FSC-klagomål.docx
+++ b/klagomål/S 8435-2021 FSC-klagomål.docx
@@ -1669,7 +1669,7 @@
     <w:r>
       <w:tab/>
       <w:tab/>
-      <w:t>2026-10-16</w:t>
+      <w:t>2026-10-17</w:t>
       <w:br/>
       <w:br/>
     </w:r>

--- a/klagomål/S 8435-2021 FSC-klagomål.docx
+++ b/klagomål/S 8435-2021 FSC-klagomål.docx
@@ -1669,7 +1669,7 @@
     <w:r>
       <w:tab/>
       <w:tab/>
-      <w:t>2026-10-17</w:t>
+      <w:t>2026-10-18</w:t>
       <w:br/>
       <w:br/>
     </w:r>

--- a/klagomål/S 8435-2021 FSC-klagomål.docx
+++ b/klagomål/S 8435-2021 FSC-klagomål.docx
@@ -1669,7 +1669,7 @@
     <w:r>
       <w:tab/>
       <w:tab/>
-      <w:t>2026-10-18</w:t>
+      <w:t>2026-10-19</w:t>
       <w:br/>
       <w:br/>
     </w:r>

--- a/klagomål/S 8435-2021 FSC-klagomål.docx
+++ b/klagomål/S 8435-2021 FSC-klagomål.docx
@@ -1669,7 +1669,7 @@
     <w:r>
       <w:tab/>
       <w:tab/>
-      <w:t>2026-10-19</w:t>
+      <w:t>2026-10-20</w:t>
       <w:br/>
       <w:br/>
     </w:r>

--- a/klagomål/S 8435-2021 FSC-klagomål.docx
+++ b/klagomål/S 8435-2021 FSC-klagomål.docx
@@ -1669,7 +1669,7 @@
     <w:r>
       <w:tab/>
       <w:tab/>
-      <w:t>2026-10-20</w:t>
+      <w:t>2026-10-21</w:t>
       <w:br/>
       <w:br/>
     </w:r>

--- a/klagomål/S 8435-2021 FSC-klagomål.docx
+++ b/klagomål/S 8435-2021 FSC-klagomål.docx
@@ -1669,7 +1669,7 @@
     <w:r>
       <w:tab/>
       <w:tab/>
-      <w:t>2026-10-21</w:t>
+      <w:t>2026-10-22</w:t>
       <w:br/>
       <w:br/>
     </w:r>

--- a/klagomål/S 8435-2021 FSC-klagomål.docx
+++ b/klagomål/S 8435-2021 FSC-klagomål.docx
@@ -1669,7 +1669,7 @@
     <w:r>
       <w:tab/>
       <w:tab/>
-      <w:t>2026-10-22</w:t>
+      <w:t>2026-10-23</w:t>
       <w:br/>
       <w:br/>
     </w:r>

--- a/klagomål/S 8435-2021 FSC-klagomål.docx
+++ b/klagomål/S 8435-2021 FSC-klagomål.docx
@@ -1669,7 +1669,7 @@
     <w:r>
       <w:tab/>
       <w:tab/>
-      <w:t>2026-10-23</w:t>
+      <w:t>2026-10-24</w:t>
       <w:br/>
       <w:br/>
     </w:r>

--- a/klagomål/S 8435-2021 FSC-klagomål.docx
+++ b/klagomål/S 8435-2021 FSC-klagomål.docx
@@ -1669,7 +1669,7 @@
     <w:r>
       <w:tab/>
       <w:tab/>
-      <w:t>2026-10-24</w:t>
+      <w:t>2026-10-25</w:t>
       <w:br/>
       <w:br/>
     </w:r>

--- a/klagomål/S 8435-2021 FSC-klagomål.docx
+++ b/klagomål/S 8435-2021 FSC-klagomål.docx
@@ -1669,7 +1669,7 @@
     <w:r>
       <w:tab/>
       <w:tab/>
-      <w:t>2026-10-25</w:t>
+      <w:t>2026-10-26</w:t>
       <w:br/>
       <w:br/>
     </w:r>
